--- a/samples/documents/认证模块技术方案.docx
+++ b/samples/documents/认证模块技术方案.docx
@@ -56,7 +56,7 @@
           <w:sz w:val="22"/>
           <w:szCs w:val="22"/>
         </w:rPr>
-        <w:t xml:space="preserve">张三</w:t>
+        <w:t xml:space="preserve">陈强</w:t>
       </w:r>
     </w:p>
     <w:p>

--- a/samples/documents/认证模块技术方案.docx
+++ b/samples/documents/认证模块技术方案.docx
@@ -14,7 +14,7 @@
           <w:sz w:val="32"/>
           <w:szCs w:val="32"/>
         </w:rPr>
-        <w:t xml:space="preserve">用户认证模块技术方案</w:t>
+        <w:t xml:space="preserve">用户认证模块技术方案 v2.0</w:t>
       </w:r>
     </w:p>
     <w:p>
@@ -35,7 +35,7 @@
           <w:sz w:val="22"/>
           <w:szCs w:val="22"/>
         </w:rPr>
-        <w:t xml:space="preserve">v1.0</w:t>
+        <w:t xml:space="preserve">v2.0</w:t>
       </w:r>
     </w:p>
     <w:p>
@@ -77,7 +77,7 @@
           <w:sz w:val="22"/>
           <w:szCs w:val="22"/>
         </w:rPr>
-        <w:t xml:space="preserve">2026-06-15</w:t>
+        <w:t xml:space="preserve">2026-06-20</w:t>
       </w:r>
     </w:p>
     <w:p>
@@ -130,7 +130,163 @@
           <w:sz w:val="22"/>
           <w:szCs w:val="22"/>
         </w:rPr>
-        <w:t xml:space="preserve">用户认证模块是 i-Write 平台的基础组件，负责用户身份验证和授权。</w:t>
+        <w:t xml:space="preserve">用户认证模块是 i-Write 平台的基础组件，负责用户身份验证和授权。本模块支持多种登录方式（Microsoft OAuth2、GitHub OAuth），采用 JWT Token 进行无状态认证，确保企业级安全性。</w:t>
+      </w:r>
+    </w:p>
+    <w:p>
+      <w:pPr>
+        <w:spacing w:after="80"/>
+      </w:pPr>
+      <w:r>
+        <w:rPr>
+          <w:sz w:val="22"/>
+          <w:szCs w:val="22"/>
+        </w:rPr>
+        <w:t xml:space="preserve"/>
+      </w:r>
+    </w:p>
+    <w:p>
+      <w:pPr>
+        <w:spacing w:after="80"/>
+      </w:pPr>
+      <w:r>
+        <w:rPr>
+          <w:sz w:val="22"/>
+          <w:szCs w:val="22"/>
+        </w:rPr>
+        <w:t xml:space="preserve">背景：i-Write 是企业级可信文档生成平台，需要连接企业内部知识源（OneDrive、GitHub 等）。用户认证模块是连接知识源的前提，只有完成身份验证，才能获取用户的 OAuth Token 访问知识源。</w:t>
+      </w:r>
+    </w:p>
+    <w:p>
+      <w:pPr>
+        <w:spacing w:after="80"/>
+      </w:pPr>
+      <w:r>
+        <w:rPr>
+          <w:sz w:val="22"/>
+          <w:szCs w:val="22"/>
+        </w:rPr>
+        <w:t xml:space="preserve"/>
+      </w:r>
+    </w:p>
+    <w:p>
+      <w:pPr>
+        <w:spacing w:after="80"/>
+      </w:pPr>
+      <w:r>
+        <w:rPr>
+          <w:sz w:val="22"/>
+          <w:szCs w:val="22"/>
+        </w:rPr>
+        <w:t xml:space="preserve">目标用户：</w:t>
+      </w:r>
+    </w:p>
+    <w:p>
+      <w:pPr>
+        <w:spacing w:after="80"/>
+      </w:pPr>
+      <w:r>
+        <w:rPr>
+          <w:sz w:val="22"/>
+          <w:szCs w:val="22"/>
+        </w:rPr>
+        <w:t xml:space="preserve">- 企业用户：通过 Microsoft Azure AD 登录，使用企业 SSO</w:t>
+      </w:r>
+    </w:p>
+    <w:p>
+      <w:pPr>
+        <w:spacing w:after="80"/>
+      </w:pPr>
+      <w:r>
+        <w:rPr>
+          <w:sz w:val="22"/>
+          <w:szCs w:val="22"/>
+        </w:rPr>
+        <w:t xml:space="preserve">- 个人开发者：通过 GitHub 登录，连接 GitHub 仓库</w:t>
+      </w:r>
+    </w:p>
+    <w:p>
+      <w:pPr>
+        <w:spacing w:after="80"/>
+      </w:pPr>
+      <w:r>
+        <w:rPr>
+          <w:sz w:val="22"/>
+          <w:szCs w:val="22"/>
+        </w:rPr>
+        <w:t xml:space="preserve">- 未来扩展：Google、Slack 等 Provider</w:t>
+      </w:r>
+    </w:p>
+    <w:p>
+      <w:pPr>
+        <w:spacing w:after="80"/>
+      </w:pPr>
+      <w:r>
+        <w:rPr>
+          <w:sz w:val="22"/>
+          <w:szCs w:val="22"/>
+        </w:rPr>
+        <w:t xml:space="preserve"/>
+      </w:r>
+    </w:p>
+    <w:p>
+      <w:pPr>
+        <w:spacing w:after="80"/>
+      </w:pPr>
+      <w:r>
+        <w:rPr>
+          <w:sz w:val="22"/>
+          <w:szCs w:val="22"/>
+        </w:rPr>
+        <w:t xml:space="preserve">成功指标：</w:t>
+      </w:r>
+    </w:p>
+    <w:p>
+      <w:pPr>
+        <w:spacing w:after="80"/>
+      </w:pPr>
+      <w:r>
+        <w:rPr>
+          <w:sz w:val="22"/>
+          <w:szCs w:val="22"/>
+        </w:rPr>
+        <w:t xml:space="preserve">- 登录成功率 &gt; 99.5%</w:t>
+      </w:r>
+    </w:p>
+    <w:p>
+      <w:pPr>
+        <w:spacing w:after="80"/>
+      </w:pPr>
+      <w:r>
+        <w:rPr>
+          <w:sz w:val="22"/>
+          <w:szCs w:val="22"/>
+        </w:rPr>
+        <w:t xml:space="preserve">- Token 刷新成功率 &gt; 99.9%</w:t>
+      </w:r>
+    </w:p>
+    <w:p>
+      <w:pPr>
+        <w:spacing w:after="80"/>
+      </w:pPr>
+      <w:r>
+        <w:rPr>
+          <w:sz w:val="22"/>
+          <w:szCs w:val="22"/>
+        </w:rPr>
+        <w:t xml:space="preserve">- 登录延迟 &lt; 2 秒（P95）</w:t>
+      </w:r>
+    </w:p>
+    <w:p>
+      <w:pPr>
+        <w:spacing w:after="80"/>
+      </w:pPr>
+      <w:r>
+        <w:rPr>
+          <w:sz w:val="22"/>
+          <w:szCs w:val="22"/>
+        </w:rPr>
+        <w:t xml:space="preserve">- E2E 测试覆盖率 &gt; 85%</w:t>
       </w:r>
     </w:p>
     <w:p>
@@ -157,55 +313,271 @@
           <w:sz w:val="22"/>
           <w:szCs w:val="22"/>
         </w:rPr>
-        <w:t xml:space="preserve">组件 | 选型 | 理由</w:t>
-      </w:r>
-    </w:p>
-    <w:p>
-      <w:pPr>
-        <w:spacing w:after="80"/>
-      </w:pPr>
-      <w:r>
-        <w:rPr>
-          <w:sz w:val="22"/>
-          <w:szCs w:val="22"/>
-        </w:rPr>
-        <w:t xml:space="preserve">OAuth2 库 | MSAL.js (Microsoft) / passport.js (GitHub) | 官方推荐</w:t>
-      </w:r>
-    </w:p>
-    <w:p>
-      <w:pPr>
-        <w:spacing w:after="80"/>
-      </w:pPr>
-      <w:r>
-        <w:rPr>
-          <w:sz w:val="22"/>
-          <w:szCs w:val="22"/>
-        </w:rPr>
-        <w:t xml:space="preserve">Token 格式 | JWT (RS256) | 无状态、可验证</w:t>
-      </w:r>
-    </w:p>
-    <w:p>
-      <w:pPr>
-        <w:spacing w:after="80"/>
-      </w:pPr>
-      <w:r>
-        <w:rPr>
-          <w:sz w:val="22"/>
-          <w:szCs w:val="22"/>
-        </w:rPr>
-        <w:t xml:space="preserve">Token 存储 | HttpOnly Cookie + 加密 localStorage | 安全 + 兼容</w:t>
-      </w:r>
-    </w:p>
-    <w:p>
-      <w:pPr>
-        <w:spacing w:after="80"/>
-      </w:pPr>
-      <w:r>
-        <w:rPr>
-          <w:sz w:val="22"/>
-          <w:szCs w:val="22"/>
-        </w:rPr>
-        <w:t xml:space="preserve">会话管理 | Redis | 分布式、高性能</w:t>
+        <w:t xml:space="preserve">OAuth2 库选型对比：</w:t>
+      </w:r>
+    </w:p>
+    <w:p>
+      <w:pPr>
+        <w:spacing w:after="80"/>
+      </w:pPr>
+      <w:r>
+        <w:rPr>
+          <w:sz w:val="22"/>
+          <w:szCs w:val="22"/>
+        </w:rPr>
+        <w:t xml:space="preserve"/>
+      </w:r>
+    </w:p>
+    <w:p>
+      <w:pPr>
+        <w:spacing w:after="80"/>
+      </w:pPr>
+      <w:r>
+        <w:rPr>
+          <w:sz w:val="22"/>
+          <w:szCs w:val="22"/>
+        </w:rPr>
+        <w:t xml:space="preserve">MSAL.js（Microsoft Authentication Library）：</w:t>
+      </w:r>
+    </w:p>
+    <w:p>
+      <w:pPr>
+        <w:spacing w:after="80"/>
+      </w:pPr>
+      <w:r>
+        <w:rPr>
+          <w:sz w:val="22"/>
+          <w:szCs w:val="22"/>
+        </w:rPr>
+        <w:t xml:space="preserve">- 优势：微软官方库，Azure AD 集成最好，支持 PKCE</w:t>
+      </w:r>
+    </w:p>
+    <w:p>
+      <w:pPr>
+        <w:spacing w:after="80"/>
+      </w:pPr>
+      <w:r>
+        <w:rPr>
+          <w:sz w:val="22"/>
+          <w:szCs w:val="22"/>
+        </w:rPr>
+        <w:t xml:space="preserve">- 劣势：只支持 Microsoft Provider</w:t>
+      </w:r>
+    </w:p>
+    <w:p>
+      <w:pPr>
+        <w:spacing w:after="80"/>
+      </w:pPr>
+      <w:r>
+        <w:rPr>
+          <w:sz w:val="22"/>
+          <w:szCs w:val="22"/>
+        </w:rPr>
+        <w:t xml:space="preserve">- 用途：Microsoft OAuth2 登录</w:t>
+      </w:r>
+    </w:p>
+    <w:p>
+      <w:pPr>
+        <w:spacing w:after="80"/>
+      </w:pPr>
+      <w:r>
+        <w:rPr>
+          <w:sz w:val="22"/>
+          <w:szCs w:val="22"/>
+        </w:rPr>
+        <w:t xml:space="preserve"/>
+      </w:r>
+    </w:p>
+    <w:p>
+      <w:pPr>
+        <w:spacing w:after="80"/>
+      </w:pPr>
+      <w:r>
+        <w:rPr>
+          <w:sz w:val="22"/>
+          <w:szCs w:val="22"/>
+        </w:rPr>
+        <w:t xml:space="preserve">passport.js：</w:t>
+      </w:r>
+    </w:p>
+    <w:p>
+      <w:pPr>
+        <w:spacing w:after="80"/>
+      </w:pPr>
+      <w:r>
+        <w:rPr>
+          <w:sz w:val="22"/>
+          <w:szCs w:val="22"/>
+        </w:rPr>
+        <w:t xml:space="preserve">- 优势：支持 500+ Provider，社区活跃，中间件模式</w:t>
+      </w:r>
+    </w:p>
+    <w:p>
+      <w:pPr>
+        <w:spacing w:after="80"/>
+      </w:pPr>
+      <w:r>
+        <w:rPr>
+          <w:sz w:val="22"/>
+          <w:szCs w:val="22"/>
+        </w:rPr>
+        <w:t xml:space="preserve">- 劣势：需要额外配置，安全性依赖策略实现</w:t>
+      </w:r>
+    </w:p>
+    <w:p>
+      <w:pPr>
+        <w:spacing w:after="80"/>
+      </w:pPr>
+      <w:r>
+        <w:rPr>
+          <w:sz w:val="22"/>
+          <w:szCs w:val="22"/>
+        </w:rPr>
+        <w:t xml:space="preserve">- 用途：GitHub OAuth 登录</w:t>
+      </w:r>
+    </w:p>
+    <w:p>
+      <w:pPr>
+        <w:spacing w:after="80"/>
+      </w:pPr>
+      <w:r>
+        <w:rPr>
+          <w:sz w:val="22"/>
+          <w:szCs w:val="22"/>
+        </w:rPr>
+        <w:t xml:space="preserve"/>
+      </w:r>
+    </w:p>
+    <w:p>
+      <w:pPr>
+        <w:spacing w:after="80"/>
+      </w:pPr>
+      <w:r>
+        <w:rPr>
+          <w:sz w:val="22"/>
+          <w:szCs w:val="22"/>
+        </w:rPr>
+        <w:t xml:space="preserve">next-auth：</w:t>
+      </w:r>
+    </w:p>
+    <w:p>
+      <w:pPr>
+        <w:spacing w:after="80"/>
+      </w:pPr>
+      <w:r>
+        <w:rPr>
+          <w:sz w:val="22"/>
+          <w:szCs w:val="22"/>
+        </w:rPr>
+        <w:t xml:space="preserve">- 优势：Next.js 生态集成好，Session 管理内置</w:t>
+      </w:r>
+    </w:p>
+    <w:p>
+      <w:pPr>
+        <w:spacing w:after="80"/>
+      </w:pPr>
+      <w:r>
+        <w:rPr>
+          <w:sz w:val="22"/>
+          <w:szCs w:val="22"/>
+        </w:rPr>
+        <w:t xml:space="preserve">- 劣势：我们用 Express，不是 Next.js</w:t>
+      </w:r>
+    </w:p>
+    <w:p>
+      <w:pPr>
+        <w:spacing w:after="80"/>
+      </w:pPr>
+      <w:r>
+        <w:rPr>
+          <w:sz w:val="22"/>
+          <w:szCs w:val="22"/>
+        </w:rPr>
+        <w:t xml:space="preserve">- 用途：不采用</w:t>
+      </w:r>
+    </w:p>
+    <w:p>
+      <w:pPr>
+        <w:spacing w:after="80"/>
+      </w:pPr>
+      <w:r>
+        <w:rPr>
+          <w:sz w:val="22"/>
+          <w:szCs w:val="22"/>
+        </w:rPr>
+        <w:t xml:space="preserve"/>
+      </w:r>
+    </w:p>
+    <w:p>
+      <w:pPr>
+        <w:spacing w:after="80"/>
+      </w:pPr>
+      <w:r>
+        <w:rPr>
+          <w:sz w:val="22"/>
+          <w:szCs w:val="22"/>
+        </w:rPr>
+        <w:t xml:space="preserve">最终选型：MSAL.js（Microsoft）+ passport.js（GitHub）</w:t>
+      </w:r>
+    </w:p>
+    <w:p>
+      <w:pPr>
+        <w:spacing w:after="80"/>
+      </w:pPr>
+      <w:r>
+        <w:rPr>
+          <w:sz w:val="22"/>
+          <w:szCs w:val="22"/>
+        </w:rPr>
+        <w:t xml:space="preserve"/>
+      </w:r>
+    </w:p>
+    <w:p>
+      <w:pPr>
+        <w:spacing w:after="80"/>
+      </w:pPr>
+      <w:r>
+        <w:rPr>
+          <w:sz w:val="22"/>
+          <w:szCs w:val="22"/>
+        </w:rPr>
+        <w:t xml:space="preserve">Token 格式选型：</w:t>
+      </w:r>
+    </w:p>
+    <w:p>
+      <w:pPr>
+        <w:spacing w:after="80"/>
+      </w:pPr>
+      <w:r>
+        <w:rPr>
+          <w:sz w:val="22"/>
+          <w:szCs w:val="22"/>
+        </w:rPr>
+        <w:t xml:space="preserve">- JWT（JSON Web Token）— 无状态、可验证、跨服务</w:t>
+      </w:r>
+    </w:p>
+    <w:p>
+      <w:pPr>
+        <w:spacing w:after="80"/>
+      </w:pPr>
+      <w:r>
+        <w:rPr>
+          <w:sz w:val="22"/>
+          <w:szCs w:val="22"/>
+        </w:rPr>
+        <w:t xml:space="preserve">- 签名算法：RS256（RSA + SHA-256）— 比 HS256 更安全</w:t>
+      </w:r>
+    </w:p>
+    <w:p>
+      <w:pPr>
+        <w:spacing w:after="80"/>
+      </w:pPr>
+      <w:r>
+        <w:rPr>
+          <w:sz w:val="22"/>
+          <w:szCs w:val="22"/>
+        </w:rPr>
+        <w:t xml:space="preserve">- 有效期：Access Token 1 小时，Refresh Token 7 天</w:t>
       </w:r>
     </w:p>
     <w:p>
@@ -232,6 +604,18 @@
           <w:sz w:val="22"/>
           <w:szCs w:val="22"/>
         </w:rPr>
+        <w:t xml:space="preserve">整体架构：</w:t>
+      </w:r>
+    </w:p>
+    <w:p>
+      <w:pPr>
+        <w:spacing w:after="80"/>
+      </w:pPr>
+      <w:r>
+        <w:rPr>
+          <w:sz w:val="22"/>
+          <w:szCs w:val="22"/>
+        </w:rPr>
         <w:t xml:space="preserve">用户 → 前端 → OAuth2 Provider → 回调 → 后端 → JWT 生成 → 前端存储</w:t>
       </w:r>
     </w:p>
@@ -256,79 +640,115 @@
           <w:sz w:val="22"/>
           <w:szCs w:val="22"/>
         </w:rPr>
-        <w:t xml:space="preserve">OAuth2 流程：</w:t>
-      </w:r>
-    </w:p>
-    <w:p>
-      <w:pPr>
-        <w:spacing w:after="80"/>
-      </w:pPr>
-      <w:r>
-        <w:rPr>
-          <w:sz w:val="22"/>
-          <w:szCs w:val="22"/>
-        </w:rPr>
-        <w:t xml:space="preserve">1. 用户点击「使用 Microsoft 登录」</w:t>
-      </w:r>
-    </w:p>
-    <w:p>
-      <w:pPr>
-        <w:spacing w:after="80"/>
-      </w:pPr>
-      <w:r>
-        <w:rPr>
-          <w:sz w:val="22"/>
-          <w:szCs w:val="22"/>
-        </w:rPr>
-        <w:t xml:space="preserve">2. 前端跳转 Microsoft 授权页面</w:t>
-      </w:r>
-    </w:p>
-    <w:p>
-      <w:pPr>
-        <w:spacing w:after="80"/>
-      </w:pPr>
-      <w:r>
-        <w:rPr>
-          <w:sz w:val="22"/>
-          <w:szCs w:val="22"/>
-        </w:rPr>
-        <w:t xml:space="preserve">3. 用户授权后，Microsoft 回调到后端</w:t>
-      </w:r>
-    </w:p>
-    <w:p>
-      <w:pPr>
-        <w:spacing w:after="80"/>
-      </w:pPr>
-      <w:r>
-        <w:rPr>
-          <w:sz w:val="22"/>
-          <w:szCs w:val="22"/>
-        </w:rPr>
-        <w:t xml:space="preserve">4. 后端用 Authorization Code 换取 Access Token</w:t>
-      </w:r>
-    </w:p>
-    <w:p>
-      <w:pPr>
-        <w:spacing w:after="80"/>
-      </w:pPr>
-      <w:r>
-        <w:rPr>
-          <w:sz w:val="22"/>
-          <w:szCs w:val="22"/>
-        </w:rPr>
-        <w:t xml:space="preserve">5. 后端生成 JWT Token，返回给前端</w:t>
-      </w:r>
-    </w:p>
-    <w:p>
-      <w:pPr>
-        <w:spacing w:after="80"/>
-      </w:pPr>
-      <w:r>
-        <w:rPr>
-          <w:sz w:val="22"/>
-          <w:szCs w:val="22"/>
-        </w:rPr>
-        <w:t xml:space="preserve">6. 前端存储 Token，后续请求携带</w:t>
+        <w:t xml:space="preserve">OAuth2 Authorization Code Flow + PKCE 流程：</w:t>
+      </w:r>
+    </w:p>
+    <w:p>
+      <w:pPr>
+        <w:spacing w:after="80"/>
+      </w:pPr>
+      <w:r>
+        <w:rPr>
+          <w:sz w:val="22"/>
+          <w:szCs w:val="22"/>
+        </w:rPr>
+        <w:t xml:space="preserve">1. 用户点击「使用 Microsoft 登录」或「使用 GitHub 登录」</w:t>
+      </w:r>
+    </w:p>
+    <w:p>
+      <w:pPr>
+        <w:spacing w:after="80"/>
+      </w:pPr>
+      <w:r>
+        <w:rPr>
+          <w:sz w:val="22"/>
+          <w:szCs w:val="22"/>
+        </w:rPr>
+        <w:t xml:space="preserve">2. 前端生成 code_verifier 和 code_challenge（PKCE）</w:t>
+      </w:r>
+    </w:p>
+    <w:p>
+      <w:pPr>
+        <w:spacing w:after="80"/>
+      </w:pPr>
+      <w:r>
+        <w:rPr>
+          <w:sz w:val="22"/>
+          <w:szCs w:val="22"/>
+        </w:rPr>
+        <w:t xml:space="preserve">3. 前端跳转 OAuth2 Provider 授权页面，携带 code_challenge</w:t>
+      </w:r>
+    </w:p>
+    <w:p>
+      <w:pPr>
+        <w:spacing w:after="80"/>
+      </w:pPr>
+      <w:r>
+        <w:rPr>
+          <w:sz w:val="22"/>
+          <w:szCs w:val="22"/>
+        </w:rPr>
+        <w:t xml:space="preserve">4. 用户授权后，Provider 回调到后端 redirect_uri，携带 authorization_code</w:t>
+      </w:r>
+    </w:p>
+    <w:p>
+      <w:pPr>
+        <w:spacing w:after="80"/>
+      </w:pPr>
+      <w:r>
+        <w:rPr>
+          <w:sz w:val="22"/>
+          <w:szCs w:val="22"/>
+        </w:rPr>
+        <w:t xml:space="preserve">5. 后端用 authorization_code + code_verifier 换取 Access Token</w:t>
+      </w:r>
+    </w:p>
+    <w:p>
+      <w:pPr>
+        <w:spacing w:after="80"/>
+      </w:pPr>
+      <w:r>
+        <w:rPr>
+          <w:sz w:val="22"/>
+          <w:szCs w:val="22"/>
+        </w:rPr>
+        <w:t xml:space="preserve">6. 后端用 Access Token 获取用户信息（displayName、mail、id）</w:t>
+      </w:r>
+    </w:p>
+    <w:p>
+      <w:pPr>
+        <w:spacing w:after="80"/>
+      </w:pPr>
+      <w:r>
+        <w:rPr>
+          <w:sz w:val="22"/>
+          <w:szCs w:val="22"/>
+        </w:rPr>
+        <w:t xml:space="preserve">7. 后端生成 JWT Token（RS256 签名），返回给前端</w:t>
+      </w:r>
+    </w:p>
+    <w:p>
+      <w:pPr>
+        <w:spacing w:after="80"/>
+      </w:pPr>
+      <w:r>
+        <w:rPr>
+          <w:sz w:val="22"/>
+          <w:szCs w:val="22"/>
+        </w:rPr>
+        <w:t xml:space="preserve">8. 前端存储 Token（Access Token 存 HttpOnly Cookie，Refresh Token 存加密 localStorage）</w:t>
+      </w:r>
+    </w:p>
+    <w:p>
+      <w:pPr>
+        <w:spacing w:after="80"/>
+      </w:pPr>
+      <w:r>
+        <w:rPr>
+          <w:sz w:val="22"/>
+          <w:szCs w:val="22"/>
+        </w:rPr>
+        <w:t xml:space="preserve">9. 后续请求携带 Access Token，后端验证签名和有效期</w:t>
       </w:r>
     </w:p>
     <w:p>
@@ -352,43 +772,127 @@
           <w:sz w:val="22"/>
           <w:szCs w:val="22"/>
         </w:rPr>
-        <w:t xml:space="preserve">Token 管理：</w:t>
-      </w:r>
-    </w:p>
-    <w:p>
-      <w:pPr>
-        <w:spacing w:after="80"/>
-      </w:pPr>
-      <w:r>
-        <w:rPr>
-          <w:sz w:val="22"/>
-          <w:szCs w:val="22"/>
-        </w:rPr>
-        <w:t xml:space="preserve">- Access Token: 有效期 1 小时，存储在 HttpOnly Cookie</w:t>
-      </w:r>
-    </w:p>
-    <w:p>
-      <w:pPr>
-        <w:spacing w:after="80"/>
-      </w:pPr>
-      <w:r>
-        <w:rPr>
-          <w:sz w:val="22"/>
-          <w:szCs w:val="22"/>
-        </w:rPr>
-        <w:t xml:space="preserve">- Refresh Token: 有效期 7 天，存储在加密 localStorage</w:t>
-      </w:r>
-    </w:p>
-    <w:p>
-      <w:pPr>
-        <w:spacing w:after="80"/>
-      </w:pPr>
-      <w:r>
-        <w:rPr>
-          <w:sz w:val="22"/>
-          <w:szCs w:val="22"/>
-        </w:rPr>
-        <w:t xml:space="preserve">- Token 刷新: 前端检测到 Access Token 过期前 5 分钟自动刷新</w:t>
+        <w:t xml:space="preserve">Token 管理设计：</w:t>
+      </w:r>
+    </w:p>
+    <w:p>
+      <w:pPr>
+        <w:spacing w:after="80"/>
+      </w:pPr>
+      <w:r>
+        <w:rPr>
+          <w:sz w:val="22"/>
+          <w:szCs w:val="22"/>
+        </w:rPr>
+        <w:t xml:space="preserve">- Access Token: JWT 格式，RS256 签名，1 小时有效期，存储在 HttpOnly Cookie</w:t>
+      </w:r>
+    </w:p>
+    <w:p>
+      <w:pPr>
+        <w:spacing w:after="80"/>
+      </w:pPr>
+      <w:r>
+        <w:rPr>
+          <w:sz w:val="22"/>
+          <w:szCs w:val="22"/>
+        </w:rPr>
+        <w:t xml:space="preserve">- Refresh Token: 随机字符串，7 天有效期，存储在加密 localStorage</w:t>
+      </w:r>
+    </w:p>
+    <w:p>
+      <w:pPr>
+        <w:spacing w:after="80"/>
+      </w:pPr>
+      <w:r>
+        <w:rPr>
+          <w:sz w:val="22"/>
+          <w:szCs w:val="22"/>
+        </w:rPr>
+        <w:t xml:space="preserve">- Token 刷新: 前端检测 Access Token 过期前 5 分钟自动刷新</w:t>
+      </w:r>
+    </w:p>
+    <w:p>
+      <w:pPr>
+        <w:spacing w:after="80"/>
+      </w:pPr>
+      <w:r>
+        <w:rPr>
+          <w:sz w:val="22"/>
+          <w:szCs w:val="22"/>
+        </w:rPr>
+        <w:t xml:space="preserve">- 刷新队列: 使用 Promise 队列防止并发刷新竞态（BUG-215 方案）</w:t>
+      </w:r>
+    </w:p>
+    <w:p>
+      <w:pPr>
+        <w:spacing w:after="80"/>
+      </w:pPr>
+      <w:r>
+        <w:rPr>
+          <w:sz w:val="22"/>
+          <w:szCs w:val="22"/>
+        </w:rPr>
+        <w:t xml:space="preserve"/>
+      </w:r>
+    </w:p>
+    <w:p>
+      <w:pPr>
+        <w:spacing w:after="80"/>
+      </w:pPr>
+      <w:r>
+        <w:rPr>
+          <w:sz w:val="22"/>
+          <w:szCs w:val="22"/>
+        </w:rPr>
+        <w:t xml:space="preserve">多 Provider 支持：</w:t>
+      </w:r>
+    </w:p>
+    <w:p>
+      <w:pPr>
+        <w:spacing w:after="80"/>
+      </w:pPr>
+      <w:r>
+        <w:rPr>
+          <w:sz w:val="22"/>
+          <w:szCs w:val="22"/>
+        </w:rPr>
+        <w:t xml:space="preserve">- Microsoft OAuth2: 使用 MSAL.js，支持 Azure AD 和个人账号</w:t>
+      </w:r>
+    </w:p>
+    <w:p>
+      <w:pPr>
+        <w:spacing w:after="80"/>
+      </w:pPr>
+      <w:r>
+        <w:rPr>
+          <w:sz w:val="22"/>
+          <w:szCs w:val="22"/>
+        </w:rPr>
+        <w:t xml:space="preserve">- GitHub OAuth: 使用 passport.js，支持 GitHub 用户</w:t>
+      </w:r>
+    </w:p>
+    <w:p>
+      <w:pPr>
+        <w:spacing w:after="80"/>
+      </w:pPr>
+      <w:r>
+        <w:rPr>
+          <w:sz w:val="22"/>
+          <w:szCs w:val="22"/>
+        </w:rPr>
+        <w:t xml:space="preserve">- 用户可绑定多个身份（Microsoft + GitHub）</w:t>
+      </w:r>
+    </w:p>
+    <w:p>
+      <w:pPr>
+        <w:spacing w:after="80"/>
+      </w:pPr>
+      <w:r>
+        <w:rPr>
+          <w:sz w:val="22"/>
+          <w:szCs w:val="22"/>
+        </w:rPr>
+        <w:t xml:space="preserve">- 未来扩展：Google、Slack 等 Provider</w:t>
       </w:r>
     </w:p>
     <w:p>
@@ -415,43 +919,283 @@
           <w:sz w:val="22"/>
           <w:szCs w:val="22"/>
         </w:rPr>
-        <w:t xml:space="preserve">- 所有 Token 传输使用 HTTPS</w:t>
-      </w:r>
-    </w:p>
-    <w:p>
-      <w:pPr>
-        <w:spacing w:after="80"/>
-      </w:pPr>
-      <w:r>
-        <w:rPr>
-          <w:sz w:val="22"/>
-          <w:szCs w:val="22"/>
-        </w:rPr>
-        <w:t xml:space="preserve">- CSRF 防护：OAuth2 State 参数验证</w:t>
-      </w:r>
-    </w:p>
-    <w:p>
-      <w:pPr>
-        <w:spacing w:after="80"/>
-      </w:pPr>
-      <w:r>
-        <w:rPr>
-          <w:sz w:val="22"/>
-          <w:szCs w:val="22"/>
-        </w:rPr>
-        <w:t xml:space="preserve">- XSS 防护：HttpOnly Cookie + CSP 策略</w:t>
-      </w:r>
-    </w:p>
-    <w:p>
-      <w:pPr>
-        <w:spacing w:after="80"/>
-      </w:pPr>
-      <w:r>
-        <w:rPr>
-          <w:sz w:val="22"/>
-          <w:szCs w:val="22"/>
-        </w:rPr>
-        <w:t xml:space="preserve">- Token 刷新使用分布式锁防止竞态</w:t>
+        <w:t xml:space="preserve">传输安全：</w:t>
+      </w:r>
+    </w:p>
+    <w:p>
+      <w:pPr>
+        <w:spacing w:after="80"/>
+      </w:pPr>
+      <w:r>
+        <w:rPr>
+          <w:sz w:val="22"/>
+          <w:szCs w:val="22"/>
+        </w:rPr>
+        <w:t xml:space="preserve">- 全站 HTTPS（TLS 1.3）</w:t>
+      </w:r>
+    </w:p>
+    <w:p>
+      <w:pPr>
+        <w:spacing w:after="80"/>
+      </w:pPr>
+      <w:r>
+        <w:rPr>
+          <w:sz w:val="22"/>
+          <w:szCs w:val="22"/>
+        </w:rPr>
+        <w:t xml:space="preserve">- HSTS 头部（max-age=31536000）</w:t>
+      </w:r>
+    </w:p>
+    <w:p>
+      <w:pPr>
+        <w:spacing w:after="80"/>
+      </w:pPr>
+      <w:r>
+        <w:rPr>
+          <w:sz w:val="22"/>
+          <w:szCs w:val="22"/>
+        </w:rPr>
+        <w:t xml:space="preserve">- 禁止 HTTP 回退</w:t>
+      </w:r>
+    </w:p>
+    <w:p>
+      <w:pPr>
+        <w:spacing w:after="80"/>
+      </w:pPr>
+      <w:r>
+        <w:rPr>
+          <w:sz w:val="22"/>
+          <w:szCs w:val="22"/>
+        </w:rPr>
+        <w:t xml:space="preserve"/>
+      </w:r>
+    </w:p>
+    <w:p>
+      <w:pPr>
+        <w:spacing w:after="80"/>
+      </w:pPr>
+      <w:r>
+        <w:rPr>
+          <w:sz w:val="22"/>
+          <w:szCs w:val="22"/>
+        </w:rPr>
+        <w:t xml:space="preserve">CSRF 防护：</w:t>
+      </w:r>
+    </w:p>
+    <w:p>
+      <w:pPr>
+        <w:spacing w:after="80"/>
+      </w:pPr>
+      <w:r>
+        <w:rPr>
+          <w:sz w:val="22"/>
+          <w:szCs w:val="22"/>
+        </w:rPr>
+        <w:t xml:space="preserve">- OAuth2 State 参数验证（防止 CSRF 攻击）</w:t>
+      </w:r>
+    </w:p>
+    <w:p>
+      <w:pPr>
+        <w:spacing w:after="80"/>
+      </w:pPr>
+      <w:r>
+        <w:rPr>
+          <w:sz w:val="22"/>
+          <w:szCs w:val="22"/>
+        </w:rPr>
+        <w:t xml:space="preserve">- SameSite Cookie 属性（SameSite=Lax）</w:t>
+      </w:r>
+    </w:p>
+    <w:p>
+      <w:pPr>
+        <w:spacing w:after="80"/>
+      </w:pPr>
+      <w:r>
+        <w:rPr>
+          <w:sz w:val="22"/>
+          <w:szCs w:val="22"/>
+        </w:rPr>
+        <w:t xml:space="preserve">- CSRF Token（表单提交时验证）</w:t>
+      </w:r>
+    </w:p>
+    <w:p>
+      <w:pPr>
+        <w:spacing w:after="80"/>
+      </w:pPr>
+      <w:r>
+        <w:rPr>
+          <w:sz w:val="22"/>
+          <w:szCs w:val="22"/>
+        </w:rPr>
+        <w:t xml:space="preserve"/>
+      </w:r>
+    </w:p>
+    <w:p>
+      <w:pPr>
+        <w:spacing w:after="80"/>
+      </w:pPr>
+      <w:r>
+        <w:rPr>
+          <w:sz w:val="22"/>
+          <w:szCs w:val="22"/>
+        </w:rPr>
+        <w:t xml:space="preserve">XSS 防护：</w:t>
+      </w:r>
+    </w:p>
+    <w:p>
+      <w:pPr>
+        <w:spacing w:after="80"/>
+      </w:pPr>
+      <w:r>
+        <w:rPr>
+          <w:sz w:val="22"/>
+          <w:szCs w:val="22"/>
+        </w:rPr>
+        <w:t xml:space="preserve">- HttpOnly Cookie（防止 JavaScript 访问 Access Token）</w:t>
+      </w:r>
+    </w:p>
+    <w:p>
+      <w:pPr>
+        <w:spacing w:after="80"/>
+      </w:pPr>
+      <w:r>
+        <w:rPr>
+          <w:sz w:val="22"/>
+          <w:szCs w:val="22"/>
+        </w:rPr>
+        <w:t xml:space="preserve">- CSP 策略（Content-Security-Policy 头部）</w:t>
+      </w:r>
+    </w:p>
+    <w:p>
+      <w:pPr>
+        <w:spacing w:after="80"/>
+      </w:pPr>
+      <w:r>
+        <w:rPr>
+          <w:sz w:val="22"/>
+          <w:szCs w:val="22"/>
+        </w:rPr>
+        <w:t xml:space="preserve">- 输入验证和输出编码</w:t>
+      </w:r>
+    </w:p>
+    <w:p>
+      <w:pPr>
+        <w:spacing w:after="80"/>
+      </w:pPr>
+      <w:r>
+        <w:rPr>
+          <w:sz w:val="22"/>
+          <w:szCs w:val="22"/>
+        </w:rPr>
+        <w:t xml:space="preserve"/>
+      </w:r>
+    </w:p>
+    <w:p>
+      <w:pPr>
+        <w:spacing w:after="80"/>
+      </w:pPr>
+      <w:r>
+        <w:rPr>
+          <w:sz w:val="22"/>
+          <w:szCs w:val="22"/>
+        </w:rPr>
+        <w:t xml:space="preserve">Rate Limiting：</w:t>
+      </w:r>
+    </w:p>
+    <w:p>
+      <w:pPr>
+        <w:spacing w:after="80"/>
+      </w:pPr>
+      <w:r>
+        <w:rPr>
+          <w:sz w:val="22"/>
+          <w:szCs w:val="22"/>
+        </w:rPr>
+        <w:t xml:space="preserve">- 登录接口：10 次/分钟/IP</w:t>
+      </w:r>
+    </w:p>
+    <w:p>
+      <w:pPr>
+        <w:spacing w:after="80"/>
+      </w:pPr>
+      <w:r>
+        <w:rPr>
+          <w:sz w:val="22"/>
+          <w:szCs w:val="22"/>
+        </w:rPr>
+        <w:t xml:space="preserve">- Token 刷新：60 次/分钟/用户</w:t>
+      </w:r>
+    </w:p>
+    <w:p>
+      <w:pPr>
+        <w:spacing w:after="80"/>
+      </w:pPr>
+      <w:r>
+        <w:rPr>
+          <w:sz w:val="22"/>
+          <w:szCs w:val="22"/>
+        </w:rPr>
+        <w:t xml:space="preserve">- API 接口：100 次/分钟/用户</w:t>
+      </w:r>
+    </w:p>
+    <w:p>
+      <w:pPr>
+        <w:spacing w:after="80"/>
+      </w:pPr>
+      <w:r>
+        <w:rPr>
+          <w:sz w:val="22"/>
+          <w:szCs w:val="22"/>
+        </w:rPr>
+        <w:t xml:space="preserve"/>
+      </w:r>
+    </w:p>
+    <w:p>
+      <w:pPr>
+        <w:spacing w:after="80"/>
+      </w:pPr>
+      <w:r>
+        <w:rPr>
+          <w:sz w:val="22"/>
+          <w:szCs w:val="22"/>
+        </w:rPr>
+        <w:t xml:space="preserve">审计日志：</w:t>
+      </w:r>
+    </w:p>
+    <w:p>
+      <w:pPr>
+        <w:spacing w:after="80"/>
+      </w:pPr>
+      <w:r>
+        <w:rPr>
+          <w:sz w:val="22"/>
+          <w:szCs w:val="22"/>
+        </w:rPr>
+        <w:t xml:space="preserve">- audit_log 表记录所有认证事件（登录、登出、Token 刷新）</w:t>
+      </w:r>
+    </w:p>
+    <w:p>
+      <w:pPr>
+        <w:spacing w:after="80"/>
+      </w:pPr>
+      <w:r>
+        <w:rPr>
+          <w:sz w:val="22"/>
+          <w:szCs w:val="22"/>
+        </w:rPr>
+        <w:t xml:space="preserve">- 日志字段：timestamp、user_id、event_type、ip_address、user_agent</w:t>
+      </w:r>
+    </w:p>
+    <w:p>
+      <w:pPr>
+        <w:spacing w:after="80"/>
+      </w:pPr>
+      <w:r>
+        <w:rPr>
+          <w:sz w:val="22"/>
+          <w:szCs w:val="22"/>
+        </w:rPr>
+        <w:t xml:space="preserve">- 日志保留 1 年</w:t>
       </w:r>
     </w:p>
     <w:p>
@@ -478,91 +1222,1491 @@
           <w:sz w:val="22"/>
           <w:szCs w:val="22"/>
         </w:rPr>
-        <w:t xml:space="preserve">接口 | 方法 | 说明</w:t>
-      </w:r>
-    </w:p>
-    <w:p>
-      <w:pPr>
-        <w:spacing w:after="80"/>
-      </w:pPr>
-      <w:r>
-        <w:rPr>
-          <w:sz w:val="22"/>
-          <w:szCs w:val="22"/>
-        </w:rPr>
-        <w:t xml:space="preserve">/auth/microsoft | GET | 发起 Microsoft OAuth2</w:t>
-      </w:r>
-    </w:p>
-    <w:p>
-      <w:pPr>
-        <w:spacing w:after="80"/>
-      </w:pPr>
-      <w:r>
-        <w:rPr>
-          <w:sz w:val="22"/>
-          <w:szCs w:val="22"/>
-        </w:rPr>
-        <w:t xml:space="preserve">/auth/microsoft/callback | GET | Microsoft 回调</w:t>
-      </w:r>
-    </w:p>
-    <w:p>
-      <w:pPr>
-        <w:spacing w:after="80"/>
-      </w:pPr>
-      <w:r>
-        <w:rPr>
-          <w:sz w:val="22"/>
-          <w:szCs w:val="22"/>
-        </w:rPr>
-        <w:t xml:space="preserve">/auth/github | GET | 发起 GitHub OAuth</w:t>
-      </w:r>
-    </w:p>
-    <w:p>
-      <w:pPr>
-        <w:spacing w:after="80"/>
-      </w:pPr>
-      <w:r>
-        <w:rPr>
-          <w:sz w:val="22"/>
-          <w:szCs w:val="22"/>
-        </w:rPr>
-        <w:t xml:space="preserve">/auth/github/callback | GET | GitHub 回调</w:t>
-      </w:r>
-    </w:p>
-    <w:p>
-      <w:pPr>
-        <w:spacing w:after="80"/>
-      </w:pPr>
-      <w:r>
-        <w:rPr>
-          <w:sz w:val="22"/>
-          <w:szCs w:val="22"/>
-        </w:rPr>
-        <w:t xml:space="preserve">/auth/refresh | POST | 刷新 Token</w:t>
-      </w:r>
-    </w:p>
-    <w:p>
-      <w:pPr>
-        <w:spacing w:after="80"/>
-      </w:pPr>
-      <w:r>
-        <w:rPr>
-          <w:sz w:val="22"/>
-          <w:szCs w:val="22"/>
-        </w:rPr>
-        <w:t xml:space="preserve">/auth/logout | POST | 登出</w:t>
-      </w:r>
-    </w:p>
-    <w:p>
-      <w:pPr>
-        <w:spacing w:after="80"/>
-      </w:pPr>
-      <w:r>
-        <w:rPr>
-          <w:sz w:val="22"/>
-          <w:szCs w:val="22"/>
-        </w:rPr>
-        <w:t xml:space="preserve">/auth/me | GET | 获取当前用户信息</w:t>
+        <w:t xml:space="preserve">认证模块 API 端点（7 个）：</w:t>
+      </w:r>
+    </w:p>
+    <w:p>
+      <w:pPr>
+        <w:spacing w:after="80"/>
+      </w:pPr>
+      <w:r>
+        <w:rPr>
+          <w:sz w:val="22"/>
+          <w:szCs w:val="22"/>
+        </w:rPr>
+        <w:t xml:space="preserve"/>
+      </w:r>
+    </w:p>
+    <w:tbl>
+      <w:tblPr>
+        <w:tblW w:type="dxa" w:w="9000"/>
+        <w:tblBorders>
+          <w:top w:val="single" w:color="auto" w:sz="4"/>
+          <w:left w:val="single" w:color="auto" w:sz="4"/>
+          <w:bottom w:val="single" w:color="auto" w:sz="4"/>
+          <w:right w:val="single" w:color="auto" w:sz="4"/>
+          <w:insideH w:val="single" w:color="auto" w:sz="4"/>
+          <w:insideV w:val="single" w:color="auto" w:sz="4"/>
+        </w:tblBorders>
+      </w:tblPr>
+      <w:tblGrid>
+        <w:gridCol w:w="100"/>
+        <w:gridCol w:w="100"/>
+        <w:gridCol w:w="100"/>
+        <w:gridCol w:w="100"/>
+        <w:gridCol w:w="100"/>
+      </w:tblGrid>
+      <w:tr>
+        <w:tc>
+          <w:tcPr>
+            <w:tcW w:type="dxa" w:w="1800"/>
+            <w:tcBorders>
+              <w:top w:val="single" w:color="CCCCCC" w:sz="1"/>
+              <w:left w:val="single" w:color="CCCCCC" w:sz="1"/>
+              <w:bottom w:val="single" w:color="CCCCCC" w:sz="1"/>
+              <w:right w:val="single" w:color="CCCCCC" w:sz="1"/>
+            </w:tcBorders>
+            <w:shd w:color="E2E8F0" w:val="solid"/>
+          </w:tcPr>
+          <w:p>
+            <w:pPr>
+              <w:spacing w:after="40" w:before="40"/>
+            </w:pPr>
+            <w:r>
+              <w:rPr>
+                <w:b/>
+                <w:bCs/>
+                <w:sz w:val="20"/>
+                <w:szCs w:val="20"/>
+              </w:rPr>
+              <w:t xml:space="preserve">接口</w:t>
+            </w:r>
+          </w:p>
+        </w:tc>
+        <w:tc>
+          <w:tcPr>
+            <w:tcW w:type="dxa" w:w="1800"/>
+            <w:tcBorders>
+              <w:top w:val="single" w:color="CCCCCC" w:sz="1"/>
+              <w:left w:val="single" w:color="CCCCCC" w:sz="1"/>
+              <w:bottom w:val="single" w:color="CCCCCC" w:sz="1"/>
+              <w:right w:val="single" w:color="CCCCCC" w:sz="1"/>
+            </w:tcBorders>
+            <w:shd w:color="E2E8F0" w:val="solid"/>
+          </w:tcPr>
+          <w:p>
+            <w:pPr>
+              <w:spacing w:after="40" w:before="40"/>
+            </w:pPr>
+            <w:r>
+              <w:rPr>
+                <w:b/>
+                <w:bCs/>
+                <w:sz w:val="20"/>
+                <w:szCs w:val="20"/>
+              </w:rPr>
+              <w:t xml:space="preserve">方法</w:t>
+            </w:r>
+          </w:p>
+        </w:tc>
+        <w:tc>
+          <w:tcPr>
+            <w:tcW w:type="dxa" w:w="1800"/>
+            <w:tcBorders>
+              <w:top w:val="single" w:color="CCCCCC" w:sz="1"/>
+              <w:left w:val="single" w:color="CCCCCC" w:sz="1"/>
+              <w:bottom w:val="single" w:color="CCCCCC" w:sz="1"/>
+              <w:right w:val="single" w:color="CCCCCC" w:sz="1"/>
+            </w:tcBorders>
+            <w:shd w:color="E2E8F0" w:val="solid"/>
+          </w:tcPr>
+          <w:p>
+            <w:pPr>
+              <w:spacing w:after="40" w:before="40"/>
+            </w:pPr>
+            <w:r>
+              <w:rPr>
+                <w:b/>
+                <w:bCs/>
+                <w:sz w:val="20"/>
+                <w:szCs w:val="20"/>
+              </w:rPr>
+              <w:t xml:space="preserve">说明</w:t>
+            </w:r>
+          </w:p>
+        </w:tc>
+        <w:tc>
+          <w:tcPr>
+            <w:tcW w:type="dxa" w:w="1800"/>
+            <w:tcBorders>
+              <w:top w:val="single" w:color="CCCCCC" w:sz="1"/>
+              <w:left w:val="single" w:color="CCCCCC" w:sz="1"/>
+              <w:bottom w:val="single" w:color="CCCCCC" w:sz="1"/>
+              <w:right w:val="single" w:color="CCCCCC" w:sz="1"/>
+            </w:tcBorders>
+            <w:shd w:color="E2E8F0" w:val="solid"/>
+          </w:tcPr>
+          <w:p>
+            <w:pPr>
+              <w:spacing w:after="40" w:before="40"/>
+            </w:pPr>
+            <w:r>
+              <w:rPr>
+                <w:b/>
+                <w:bCs/>
+                <w:sz w:val="20"/>
+                <w:szCs w:val="20"/>
+              </w:rPr>
+              <w:t xml:space="preserve">参数</w:t>
+            </w:r>
+          </w:p>
+        </w:tc>
+        <w:tc>
+          <w:tcPr>
+            <w:tcW w:type="dxa" w:w="1800"/>
+            <w:tcBorders>
+              <w:top w:val="single" w:color="CCCCCC" w:sz="1"/>
+              <w:left w:val="single" w:color="CCCCCC" w:sz="1"/>
+              <w:bottom w:val="single" w:color="CCCCCC" w:sz="1"/>
+              <w:right w:val="single" w:color="CCCCCC" w:sz="1"/>
+            </w:tcBorders>
+            <w:shd w:color="E2E8F0" w:val="solid"/>
+          </w:tcPr>
+          <w:p>
+            <w:pPr>
+              <w:spacing w:after="40" w:before="40"/>
+            </w:pPr>
+            <w:r>
+              <w:rPr>
+                <w:b/>
+                <w:bCs/>
+                <w:sz w:val="20"/>
+                <w:szCs w:val="20"/>
+              </w:rPr>
+              <w:t xml:space="preserve">响应</w:t>
+            </w:r>
+          </w:p>
+        </w:tc>
+      </w:tr>
+      <w:tr>
+        <w:tc>
+          <w:tcPr>
+            <w:tcW w:type="dxa" w:w="1800"/>
+            <w:tcBorders>
+              <w:top w:val="single" w:color="CCCCCC" w:sz="1"/>
+              <w:left w:val="single" w:color="CCCCCC" w:sz="1"/>
+              <w:bottom w:val="single" w:color="CCCCCC" w:sz="1"/>
+              <w:right w:val="single" w:color="CCCCCC" w:sz="1"/>
+            </w:tcBorders>
+          </w:tcPr>
+          <w:p>
+            <w:pPr>
+              <w:spacing w:after="40" w:before="40"/>
+            </w:pPr>
+            <w:r>
+              <w:rPr>
+                <w:b w:val="false"/>
+                <w:bCs w:val="false"/>
+                <w:sz w:val="20"/>
+                <w:szCs w:val="20"/>
+              </w:rPr>
+              <w:t xml:space="preserve">/auth/microsoft</w:t>
+            </w:r>
+          </w:p>
+        </w:tc>
+        <w:tc>
+          <w:tcPr>
+            <w:tcW w:type="dxa" w:w="1800"/>
+            <w:tcBorders>
+              <w:top w:val="single" w:color="CCCCCC" w:sz="1"/>
+              <w:left w:val="single" w:color="CCCCCC" w:sz="1"/>
+              <w:bottom w:val="single" w:color="CCCCCC" w:sz="1"/>
+              <w:right w:val="single" w:color="CCCCCC" w:sz="1"/>
+            </w:tcBorders>
+          </w:tcPr>
+          <w:p>
+            <w:pPr>
+              <w:spacing w:after="40" w:before="40"/>
+            </w:pPr>
+            <w:r>
+              <w:rPr>
+                <w:b w:val="false"/>
+                <w:bCs w:val="false"/>
+                <w:sz w:val="20"/>
+                <w:szCs w:val="20"/>
+              </w:rPr>
+              <w:t xml:space="preserve">GET</w:t>
+            </w:r>
+          </w:p>
+        </w:tc>
+        <w:tc>
+          <w:tcPr>
+            <w:tcW w:type="dxa" w:w="1800"/>
+            <w:tcBorders>
+              <w:top w:val="single" w:color="CCCCCC" w:sz="1"/>
+              <w:left w:val="single" w:color="CCCCCC" w:sz="1"/>
+              <w:bottom w:val="single" w:color="CCCCCC" w:sz="1"/>
+              <w:right w:val="single" w:color="CCCCCC" w:sz="1"/>
+            </w:tcBorders>
+          </w:tcPr>
+          <w:p>
+            <w:pPr>
+              <w:spacing w:after="40" w:before="40"/>
+            </w:pPr>
+            <w:r>
+              <w:rPr>
+                <w:b w:val="false"/>
+                <w:bCs w:val="false"/>
+                <w:sz w:val="20"/>
+                <w:szCs w:val="20"/>
+              </w:rPr>
+              <w:t xml:space="preserve">发起 Microsoft OAuth2 登录</w:t>
+            </w:r>
+          </w:p>
+        </w:tc>
+        <w:tc>
+          <w:tcPr>
+            <w:tcW w:type="dxa" w:w="1800"/>
+            <w:tcBorders>
+              <w:top w:val="single" w:color="CCCCCC" w:sz="1"/>
+              <w:left w:val="single" w:color="CCCCCC" w:sz="1"/>
+              <w:bottom w:val="single" w:color="CCCCCC" w:sz="1"/>
+              <w:right w:val="single" w:color="CCCCCC" w:sz="1"/>
+            </w:tcBorders>
+          </w:tcPr>
+          <w:p>
+            <w:pPr>
+              <w:spacing w:after="40" w:before="40"/>
+            </w:pPr>
+            <w:r>
+              <w:rPr>
+                <w:b w:val="false"/>
+                <w:bCs w:val="false"/>
+                <w:sz w:val="20"/>
+                <w:szCs w:val="20"/>
+              </w:rPr>
+              <w:t xml:space="preserve">无</w:t>
+            </w:r>
+          </w:p>
+        </w:tc>
+        <w:tc>
+          <w:tcPr>
+            <w:tcW w:type="dxa" w:w="1800"/>
+            <w:tcBorders>
+              <w:top w:val="single" w:color="CCCCCC" w:sz="1"/>
+              <w:left w:val="single" w:color="CCCCCC" w:sz="1"/>
+              <w:bottom w:val="single" w:color="CCCCCC" w:sz="1"/>
+              <w:right w:val="single" w:color="CCCCCC" w:sz="1"/>
+            </w:tcBorders>
+          </w:tcPr>
+          <w:p>
+            <w:pPr>
+              <w:spacing w:after="40" w:before="40"/>
+            </w:pPr>
+            <w:r>
+              <w:rPr>
+                <w:b w:val="false"/>
+                <w:bCs w:val="false"/>
+                <w:sz w:val="20"/>
+                <w:szCs w:val="20"/>
+              </w:rPr>
+              <w:t xml:space="preserve">302 重定向</w:t>
+            </w:r>
+          </w:p>
+        </w:tc>
+      </w:tr>
+      <w:tr>
+        <w:tc>
+          <w:tcPr>
+            <w:tcW w:type="dxa" w:w="1800"/>
+            <w:tcBorders>
+              <w:top w:val="single" w:color="CCCCCC" w:sz="1"/>
+              <w:left w:val="single" w:color="CCCCCC" w:sz="1"/>
+              <w:bottom w:val="single" w:color="CCCCCC" w:sz="1"/>
+              <w:right w:val="single" w:color="CCCCCC" w:sz="1"/>
+            </w:tcBorders>
+          </w:tcPr>
+          <w:p>
+            <w:pPr>
+              <w:spacing w:after="40" w:before="40"/>
+            </w:pPr>
+            <w:r>
+              <w:rPr>
+                <w:b w:val="false"/>
+                <w:bCs w:val="false"/>
+                <w:sz w:val="20"/>
+                <w:szCs w:val="20"/>
+              </w:rPr>
+              <w:t xml:space="preserve">/auth/microsoft/callback</w:t>
+            </w:r>
+          </w:p>
+        </w:tc>
+        <w:tc>
+          <w:tcPr>
+            <w:tcW w:type="dxa" w:w="1800"/>
+            <w:tcBorders>
+              <w:top w:val="single" w:color="CCCCCC" w:sz="1"/>
+              <w:left w:val="single" w:color="CCCCCC" w:sz="1"/>
+              <w:bottom w:val="single" w:color="CCCCCC" w:sz="1"/>
+              <w:right w:val="single" w:color="CCCCCC" w:sz="1"/>
+            </w:tcBorders>
+          </w:tcPr>
+          <w:p>
+            <w:pPr>
+              <w:spacing w:after="40" w:before="40"/>
+            </w:pPr>
+            <w:r>
+              <w:rPr>
+                <w:b w:val="false"/>
+                <w:bCs w:val="false"/>
+                <w:sz w:val="20"/>
+                <w:szCs w:val="20"/>
+              </w:rPr>
+              <w:t xml:space="preserve">GET</w:t>
+            </w:r>
+          </w:p>
+        </w:tc>
+        <w:tc>
+          <w:tcPr>
+            <w:tcW w:type="dxa" w:w="1800"/>
+            <w:tcBorders>
+              <w:top w:val="single" w:color="CCCCCC" w:sz="1"/>
+              <w:left w:val="single" w:color="CCCCCC" w:sz="1"/>
+              <w:bottom w:val="single" w:color="CCCCCC" w:sz="1"/>
+              <w:right w:val="single" w:color="CCCCCC" w:sz="1"/>
+            </w:tcBorders>
+          </w:tcPr>
+          <w:p>
+            <w:pPr>
+              <w:spacing w:after="40" w:before="40"/>
+            </w:pPr>
+            <w:r>
+              <w:rPr>
+                <w:b w:val="false"/>
+                <w:bCs w:val="false"/>
+                <w:sz w:val="20"/>
+                <w:szCs w:val="20"/>
+              </w:rPr>
+              <w:t xml:space="preserve">Microsoft OAuth2 回调</w:t>
+            </w:r>
+          </w:p>
+        </w:tc>
+        <w:tc>
+          <w:tcPr>
+            <w:tcW w:type="dxa" w:w="1800"/>
+            <w:tcBorders>
+              <w:top w:val="single" w:color="CCCCCC" w:sz="1"/>
+              <w:left w:val="single" w:color="CCCCCC" w:sz="1"/>
+              <w:bottom w:val="single" w:color="CCCCCC" w:sz="1"/>
+              <w:right w:val="single" w:color="CCCCCC" w:sz="1"/>
+            </w:tcBorders>
+          </w:tcPr>
+          <w:p>
+            <w:pPr>
+              <w:spacing w:after="40" w:before="40"/>
+            </w:pPr>
+            <w:r>
+              <w:rPr>
+                <w:b w:val="false"/>
+                <w:bCs w:val="false"/>
+                <w:sz w:val="20"/>
+                <w:szCs w:val="20"/>
+              </w:rPr>
+              <w:t xml:space="preserve">code, state</w:t>
+            </w:r>
+          </w:p>
+        </w:tc>
+        <w:tc>
+          <w:tcPr>
+            <w:tcW w:type="dxa" w:w="1800"/>
+            <w:tcBorders>
+              <w:top w:val="single" w:color="CCCCCC" w:sz="1"/>
+              <w:left w:val="single" w:color="CCCCCC" w:sz="1"/>
+              <w:bottom w:val="single" w:color="CCCCCC" w:sz="1"/>
+              <w:right w:val="single" w:color="CCCCCC" w:sz="1"/>
+            </w:tcBorders>
+          </w:tcPr>
+          <w:p>
+            <w:pPr>
+              <w:spacing w:after="40" w:before="40"/>
+            </w:pPr>
+            <w:r>
+              <w:rPr>
+                <w:b w:val="false"/>
+                <w:bCs w:val="false"/>
+                <w:sz w:val="20"/>
+                <w:szCs w:val="20"/>
+              </w:rPr>
+              <w:t xml:space="preserve">{ token, user }</w:t>
+            </w:r>
+          </w:p>
+        </w:tc>
+      </w:tr>
+      <w:tr>
+        <w:tc>
+          <w:tcPr>
+            <w:tcW w:type="dxa" w:w="1800"/>
+            <w:tcBorders>
+              <w:top w:val="single" w:color="CCCCCC" w:sz="1"/>
+              <w:left w:val="single" w:color="CCCCCC" w:sz="1"/>
+              <w:bottom w:val="single" w:color="CCCCCC" w:sz="1"/>
+              <w:right w:val="single" w:color="CCCCCC" w:sz="1"/>
+            </w:tcBorders>
+          </w:tcPr>
+          <w:p>
+            <w:pPr>
+              <w:spacing w:after="40" w:before="40"/>
+            </w:pPr>
+            <w:r>
+              <w:rPr>
+                <w:b w:val="false"/>
+                <w:bCs w:val="false"/>
+                <w:sz w:val="20"/>
+                <w:szCs w:val="20"/>
+              </w:rPr>
+              <w:t xml:space="preserve">/auth/github</w:t>
+            </w:r>
+          </w:p>
+        </w:tc>
+        <w:tc>
+          <w:tcPr>
+            <w:tcW w:type="dxa" w:w="1800"/>
+            <w:tcBorders>
+              <w:top w:val="single" w:color="CCCCCC" w:sz="1"/>
+              <w:left w:val="single" w:color="CCCCCC" w:sz="1"/>
+              <w:bottom w:val="single" w:color="CCCCCC" w:sz="1"/>
+              <w:right w:val="single" w:color="CCCCCC" w:sz="1"/>
+            </w:tcBorders>
+          </w:tcPr>
+          <w:p>
+            <w:pPr>
+              <w:spacing w:after="40" w:before="40"/>
+            </w:pPr>
+            <w:r>
+              <w:rPr>
+                <w:b w:val="false"/>
+                <w:bCs w:val="false"/>
+                <w:sz w:val="20"/>
+                <w:szCs w:val="20"/>
+              </w:rPr>
+              <w:t xml:space="preserve">GET</w:t>
+            </w:r>
+          </w:p>
+        </w:tc>
+        <w:tc>
+          <w:tcPr>
+            <w:tcW w:type="dxa" w:w="1800"/>
+            <w:tcBorders>
+              <w:top w:val="single" w:color="CCCCCC" w:sz="1"/>
+              <w:left w:val="single" w:color="CCCCCC" w:sz="1"/>
+              <w:bottom w:val="single" w:color="CCCCCC" w:sz="1"/>
+              <w:right w:val="single" w:color="CCCCCC" w:sz="1"/>
+            </w:tcBorders>
+          </w:tcPr>
+          <w:p>
+            <w:pPr>
+              <w:spacing w:after="40" w:before="40"/>
+            </w:pPr>
+            <w:r>
+              <w:rPr>
+                <w:b w:val="false"/>
+                <w:bCs w:val="false"/>
+                <w:sz w:val="20"/>
+                <w:szCs w:val="20"/>
+              </w:rPr>
+              <w:t xml:space="preserve">发起 GitHub OAuth 登录</w:t>
+            </w:r>
+          </w:p>
+        </w:tc>
+        <w:tc>
+          <w:tcPr>
+            <w:tcW w:type="dxa" w:w="1800"/>
+            <w:tcBorders>
+              <w:top w:val="single" w:color="CCCCCC" w:sz="1"/>
+              <w:left w:val="single" w:color="CCCCCC" w:sz="1"/>
+              <w:bottom w:val="single" w:color="CCCCCC" w:sz="1"/>
+              <w:right w:val="single" w:color="CCCCCC" w:sz="1"/>
+            </w:tcBorders>
+          </w:tcPr>
+          <w:p>
+            <w:pPr>
+              <w:spacing w:after="40" w:before="40"/>
+            </w:pPr>
+            <w:r>
+              <w:rPr>
+                <w:b w:val="false"/>
+                <w:bCs w:val="false"/>
+                <w:sz w:val="20"/>
+                <w:szCs w:val="20"/>
+              </w:rPr>
+              <w:t xml:space="preserve">无</w:t>
+            </w:r>
+          </w:p>
+        </w:tc>
+        <w:tc>
+          <w:tcPr>
+            <w:tcW w:type="dxa" w:w="1800"/>
+            <w:tcBorders>
+              <w:top w:val="single" w:color="CCCCCC" w:sz="1"/>
+              <w:left w:val="single" w:color="CCCCCC" w:sz="1"/>
+              <w:bottom w:val="single" w:color="CCCCCC" w:sz="1"/>
+              <w:right w:val="single" w:color="CCCCCC" w:sz="1"/>
+            </w:tcBorders>
+          </w:tcPr>
+          <w:p>
+            <w:pPr>
+              <w:spacing w:after="40" w:before="40"/>
+            </w:pPr>
+            <w:r>
+              <w:rPr>
+                <w:b w:val="false"/>
+                <w:bCs w:val="false"/>
+                <w:sz w:val="20"/>
+                <w:szCs w:val="20"/>
+              </w:rPr>
+              <w:t xml:space="preserve">302 重定向</w:t>
+            </w:r>
+          </w:p>
+        </w:tc>
+      </w:tr>
+      <w:tr>
+        <w:tc>
+          <w:tcPr>
+            <w:tcW w:type="dxa" w:w="1800"/>
+            <w:tcBorders>
+              <w:top w:val="single" w:color="CCCCCC" w:sz="1"/>
+              <w:left w:val="single" w:color="CCCCCC" w:sz="1"/>
+              <w:bottom w:val="single" w:color="CCCCCC" w:sz="1"/>
+              <w:right w:val="single" w:color="CCCCCC" w:sz="1"/>
+            </w:tcBorders>
+          </w:tcPr>
+          <w:p>
+            <w:pPr>
+              <w:spacing w:after="40" w:before="40"/>
+            </w:pPr>
+            <w:r>
+              <w:rPr>
+                <w:b w:val="false"/>
+                <w:bCs w:val="false"/>
+                <w:sz w:val="20"/>
+                <w:szCs w:val="20"/>
+              </w:rPr>
+              <w:t xml:space="preserve">/auth/github/callback</w:t>
+            </w:r>
+          </w:p>
+        </w:tc>
+        <w:tc>
+          <w:tcPr>
+            <w:tcW w:type="dxa" w:w="1800"/>
+            <w:tcBorders>
+              <w:top w:val="single" w:color="CCCCCC" w:sz="1"/>
+              <w:left w:val="single" w:color="CCCCCC" w:sz="1"/>
+              <w:bottom w:val="single" w:color="CCCCCC" w:sz="1"/>
+              <w:right w:val="single" w:color="CCCCCC" w:sz="1"/>
+            </w:tcBorders>
+          </w:tcPr>
+          <w:p>
+            <w:pPr>
+              <w:spacing w:after="40" w:before="40"/>
+            </w:pPr>
+            <w:r>
+              <w:rPr>
+                <w:b w:val="false"/>
+                <w:bCs w:val="false"/>
+                <w:sz w:val="20"/>
+                <w:szCs w:val="20"/>
+              </w:rPr>
+              <w:t xml:space="preserve">GET</w:t>
+            </w:r>
+          </w:p>
+        </w:tc>
+        <w:tc>
+          <w:tcPr>
+            <w:tcW w:type="dxa" w:w="1800"/>
+            <w:tcBorders>
+              <w:top w:val="single" w:color="CCCCCC" w:sz="1"/>
+              <w:left w:val="single" w:color="CCCCCC" w:sz="1"/>
+              <w:bottom w:val="single" w:color="CCCCCC" w:sz="1"/>
+              <w:right w:val="single" w:color="CCCCCC" w:sz="1"/>
+            </w:tcBorders>
+          </w:tcPr>
+          <w:p>
+            <w:pPr>
+              <w:spacing w:after="40" w:before="40"/>
+            </w:pPr>
+            <w:r>
+              <w:rPr>
+                <w:b w:val="false"/>
+                <w:bCs w:val="false"/>
+                <w:sz w:val="20"/>
+                <w:szCs w:val="20"/>
+              </w:rPr>
+              <w:t xml:space="preserve">GitHub OAuth 回调</w:t>
+            </w:r>
+          </w:p>
+        </w:tc>
+        <w:tc>
+          <w:tcPr>
+            <w:tcW w:type="dxa" w:w="1800"/>
+            <w:tcBorders>
+              <w:top w:val="single" w:color="CCCCCC" w:sz="1"/>
+              <w:left w:val="single" w:color="CCCCCC" w:sz="1"/>
+              <w:bottom w:val="single" w:color="CCCCCC" w:sz="1"/>
+              <w:right w:val="single" w:color="CCCCCC" w:sz="1"/>
+            </w:tcBorders>
+          </w:tcPr>
+          <w:p>
+            <w:pPr>
+              <w:spacing w:after="40" w:before="40"/>
+            </w:pPr>
+            <w:r>
+              <w:rPr>
+                <w:b w:val="false"/>
+                <w:bCs w:val="false"/>
+                <w:sz w:val="20"/>
+                <w:szCs w:val="20"/>
+              </w:rPr>
+              <w:t xml:space="preserve">code, state</w:t>
+            </w:r>
+          </w:p>
+        </w:tc>
+        <w:tc>
+          <w:tcPr>
+            <w:tcW w:type="dxa" w:w="1800"/>
+            <w:tcBorders>
+              <w:top w:val="single" w:color="CCCCCC" w:sz="1"/>
+              <w:left w:val="single" w:color="CCCCCC" w:sz="1"/>
+              <w:bottom w:val="single" w:color="CCCCCC" w:sz="1"/>
+              <w:right w:val="single" w:color="CCCCCC" w:sz="1"/>
+            </w:tcBorders>
+          </w:tcPr>
+          <w:p>
+            <w:pPr>
+              <w:spacing w:after="40" w:before="40"/>
+            </w:pPr>
+            <w:r>
+              <w:rPr>
+                <w:b w:val="false"/>
+                <w:bCs w:val="false"/>
+                <w:sz w:val="20"/>
+                <w:szCs w:val="20"/>
+              </w:rPr>
+              <w:t xml:space="preserve">{ token, user }</w:t>
+            </w:r>
+          </w:p>
+        </w:tc>
+      </w:tr>
+      <w:tr>
+        <w:tc>
+          <w:tcPr>
+            <w:tcW w:type="dxa" w:w="1800"/>
+            <w:tcBorders>
+              <w:top w:val="single" w:color="CCCCCC" w:sz="1"/>
+              <w:left w:val="single" w:color="CCCCCC" w:sz="1"/>
+              <w:bottom w:val="single" w:color="CCCCCC" w:sz="1"/>
+              <w:right w:val="single" w:color="CCCCCC" w:sz="1"/>
+            </w:tcBorders>
+          </w:tcPr>
+          <w:p>
+            <w:pPr>
+              <w:spacing w:after="40" w:before="40"/>
+            </w:pPr>
+            <w:r>
+              <w:rPr>
+                <w:b w:val="false"/>
+                <w:bCs w:val="false"/>
+                <w:sz w:val="20"/>
+                <w:szCs w:val="20"/>
+              </w:rPr>
+              <w:t xml:space="preserve">/auth/refresh</w:t>
+            </w:r>
+          </w:p>
+        </w:tc>
+        <w:tc>
+          <w:tcPr>
+            <w:tcW w:type="dxa" w:w="1800"/>
+            <w:tcBorders>
+              <w:top w:val="single" w:color="CCCCCC" w:sz="1"/>
+              <w:left w:val="single" w:color="CCCCCC" w:sz="1"/>
+              <w:bottom w:val="single" w:color="CCCCCC" w:sz="1"/>
+              <w:right w:val="single" w:color="CCCCCC" w:sz="1"/>
+            </w:tcBorders>
+          </w:tcPr>
+          <w:p>
+            <w:pPr>
+              <w:spacing w:after="40" w:before="40"/>
+            </w:pPr>
+            <w:r>
+              <w:rPr>
+                <w:b w:val="false"/>
+                <w:bCs w:val="false"/>
+                <w:sz w:val="20"/>
+                <w:szCs w:val="20"/>
+              </w:rPr>
+              <w:t xml:space="preserve">POST</w:t>
+            </w:r>
+          </w:p>
+        </w:tc>
+        <w:tc>
+          <w:tcPr>
+            <w:tcW w:type="dxa" w:w="1800"/>
+            <w:tcBorders>
+              <w:top w:val="single" w:color="CCCCCC" w:sz="1"/>
+              <w:left w:val="single" w:color="CCCCCC" w:sz="1"/>
+              <w:bottom w:val="single" w:color="CCCCCC" w:sz="1"/>
+              <w:right w:val="single" w:color="CCCCCC" w:sz="1"/>
+            </w:tcBorders>
+          </w:tcPr>
+          <w:p>
+            <w:pPr>
+              <w:spacing w:after="40" w:before="40"/>
+            </w:pPr>
+            <w:r>
+              <w:rPr>
+                <w:b w:val="false"/>
+                <w:bCs w:val="false"/>
+                <w:sz w:val="20"/>
+                <w:szCs w:val="20"/>
+              </w:rPr>
+              <w:t xml:space="preserve">刷新 Access Token</w:t>
+            </w:r>
+          </w:p>
+        </w:tc>
+        <w:tc>
+          <w:tcPr>
+            <w:tcW w:type="dxa" w:w="1800"/>
+            <w:tcBorders>
+              <w:top w:val="single" w:color="CCCCCC" w:sz="1"/>
+              <w:left w:val="single" w:color="CCCCCC" w:sz="1"/>
+              <w:bottom w:val="single" w:color="CCCCCC" w:sz="1"/>
+              <w:right w:val="single" w:color="CCCCCC" w:sz="1"/>
+            </w:tcBorders>
+          </w:tcPr>
+          <w:p>
+            <w:pPr>
+              <w:spacing w:after="40" w:before="40"/>
+            </w:pPr>
+            <w:r>
+              <w:rPr>
+                <w:b w:val="false"/>
+                <w:bCs w:val="false"/>
+                <w:sz w:val="20"/>
+                <w:szCs w:val="20"/>
+              </w:rPr>
+              <w:t xml:space="preserve">{ refreshToken }</w:t>
+            </w:r>
+          </w:p>
+        </w:tc>
+        <w:tc>
+          <w:tcPr>
+            <w:tcW w:type="dxa" w:w="1800"/>
+            <w:tcBorders>
+              <w:top w:val="single" w:color="CCCCCC" w:sz="1"/>
+              <w:left w:val="single" w:color="CCCCCC" w:sz="1"/>
+              <w:bottom w:val="single" w:color="CCCCCC" w:sz="1"/>
+              <w:right w:val="single" w:color="CCCCCC" w:sz="1"/>
+            </w:tcBorders>
+          </w:tcPr>
+          <w:p>
+            <w:pPr>
+              <w:spacing w:after="40" w:before="40"/>
+            </w:pPr>
+            <w:r>
+              <w:rPr>
+                <w:b w:val="false"/>
+                <w:bCs w:val="false"/>
+                <w:sz w:val="20"/>
+                <w:szCs w:val="20"/>
+              </w:rPr>
+              <w:t xml:space="preserve">{ token, refreshToken }</w:t>
+            </w:r>
+          </w:p>
+        </w:tc>
+      </w:tr>
+      <w:tr>
+        <w:tc>
+          <w:tcPr>
+            <w:tcW w:type="dxa" w:w="1800"/>
+            <w:tcBorders>
+              <w:top w:val="single" w:color="CCCCCC" w:sz="1"/>
+              <w:left w:val="single" w:color="CCCCCC" w:sz="1"/>
+              <w:bottom w:val="single" w:color="CCCCCC" w:sz="1"/>
+              <w:right w:val="single" w:color="CCCCCC" w:sz="1"/>
+            </w:tcBorders>
+          </w:tcPr>
+          <w:p>
+            <w:pPr>
+              <w:spacing w:after="40" w:before="40"/>
+            </w:pPr>
+            <w:r>
+              <w:rPr>
+                <w:b w:val="false"/>
+                <w:bCs w:val="false"/>
+                <w:sz w:val="20"/>
+                <w:szCs w:val="20"/>
+              </w:rPr>
+              <w:t xml:space="preserve">/auth/logout</w:t>
+            </w:r>
+          </w:p>
+        </w:tc>
+        <w:tc>
+          <w:tcPr>
+            <w:tcW w:type="dxa" w:w="1800"/>
+            <w:tcBorders>
+              <w:top w:val="single" w:color="CCCCCC" w:sz="1"/>
+              <w:left w:val="single" w:color="CCCCCC" w:sz="1"/>
+              <w:bottom w:val="single" w:color="CCCCCC" w:sz="1"/>
+              <w:right w:val="single" w:color="CCCCCC" w:sz="1"/>
+            </w:tcBorders>
+          </w:tcPr>
+          <w:p>
+            <w:pPr>
+              <w:spacing w:after="40" w:before="40"/>
+            </w:pPr>
+            <w:r>
+              <w:rPr>
+                <w:b w:val="false"/>
+                <w:bCs w:val="false"/>
+                <w:sz w:val="20"/>
+                <w:szCs w:val="20"/>
+              </w:rPr>
+              <w:t xml:space="preserve">POST</w:t>
+            </w:r>
+          </w:p>
+        </w:tc>
+        <w:tc>
+          <w:tcPr>
+            <w:tcW w:type="dxa" w:w="1800"/>
+            <w:tcBorders>
+              <w:top w:val="single" w:color="CCCCCC" w:sz="1"/>
+              <w:left w:val="single" w:color="CCCCCC" w:sz="1"/>
+              <w:bottom w:val="single" w:color="CCCCCC" w:sz="1"/>
+              <w:right w:val="single" w:color="CCCCCC" w:sz="1"/>
+            </w:tcBorders>
+          </w:tcPr>
+          <w:p>
+            <w:pPr>
+              <w:spacing w:after="40" w:before="40"/>
+            </w:pPr>
+            <w:r>
+              <w:rPr>
+                <w:b w:val="false"/>
+                <w:bCs w:val="false"/>
+                <w:sz w:val="20"/>
+                <w:szCs w:val="20"/>
+              </w:rPr>
+              <w:t xml:space="preserve">登出</w:t>
+            </w:r>
+          </w:p>
+        </w:tc>
+        <w:tc>
+          <w:tcPr>
+            <w:tcW w:type="dxa" w:w="1800"/>
+            <w:tcBorders>
+              <w:top w:val="single" w:color="CCCCCC" w:sz="1"/>
+              <w:left w:val="single" w:color="CCCCCC" w:sz="1"/>
+              <w:bottom w:val="single" w:color="CCCCCC" w:sz="1"/>
+              <w:right w:val="single" w:color="CCCCCC" w:sz="1"/>
+            </w:tcBorders>
+          </w:tcPr>
+          <w:p>
+            <w:pPr>
+              <w:spacing w:after="40" w:before="40"/>
+            </w:pPr>
+            <w:r>
+              <w:rPr>
+                <w:b w:val="false"/>
+                <w:bCs w:val="false"/>
+                <w:sz w:val="20"/>
+                <w:szCs w:val="20"/>
+              </w:rPr>
+              <w:t xml:space="preserve">无（Cookie）</w:t>
+            </w:r>
+          </w:p>
+        </w:tc>
+        <w:tc>
+          <w:tcPr>
+            <w:tcW w:type="dxa" w:w="1800"/>
+            <w:tcBorders>
+              <w:top w:val="single" w:color="CCCCCC" w:sz="1"/>
+              <w:left w:val="single" w:color="CCCCCC" w:sz="1"/>
+              <w:bottom w:val="single" w:color="CCCCCC" w:sz="1"/>
+              <w:right w:val="single" w:color="CCCCCC" w:sz="1"/>
+            </w:tcBorders>
+          </w:tcPr>
+          <w:p>
+            <w:pPr>
+              <w:spacing w:after="40" w:before="40"/>
+            </w:pPr>
+            <w:r>
+              <w:rPr>
+                <w:b w:val="false"/>
+                <w:bCs w:val="false"/>
+                <w:sz w:val="20"/>
+                <w:szCs w:val="20"/>
+              </w:rPr>
+              <w:t xml:space="preserve">{ ok: true }</w:t>
+            </w:r>
+          </w:p>
+        </w:tc>
+      </w:tr>
+      <w:tr>
+        <w:tc>
+          <w:tcPr>
+            <w:tcW w:type="dxa" w:w="1800"/>
+            <w:tcBorders>
+              <w:top w:val="single" w:color="CCCCCC" w:sz="1"/>
+              <w:left w:val="single" w:color="CCCCCC" w:sz="1"/>
+              <w:bottom w:val="single" w:color="CCCCCC" w:sz="1"/>
+              <w:right w:val="single" w:color="CCCCCC" w:sz="1"/>
+            </w:tcBorders>
+          </w:tcPr>
+          <w:p>
+            <w:pPr>
+              <w:spacing w:after="40" w:before="40"/>
+            </w:pPr>
+            <w:r>
+              <w:rPr>
+                <w:b w:val="false"/>
+                <w:bCs w:val="false"/>
+                <w:sz w:val="20"/>
+                <w:szCs w:val="20"/>
+              </w:rPr>
+              <w:t xml:space="preserve">/auth/me</w:t>
+            </w:r>
+          </w:p>
+        </w:tc>
+        <w:tc>
+          <w:tcPr>
+            <w:tcW w:type="dxa" w:w="1800"/>
+            <w:tcBorders>
+              <w:top w:val="single" w:color="CCCCCC" w:sz="1"/>
+              <w:left w:val="single" w:color="CCCCCC" w:sz="1"/>
+              <w:bottom w:val="single" w:color="CCCCCC" w:sz="1"/>
+              <w:right w:val="single" w:color="CCCCCC" w:sz="1"/>
+            </w:tcBorders>
+          </w:tcPr>
+          <w:p>
+            <w:pPr>
+              <w:spacing w:after="40" w:before="40"/>
+            </w:pPr>
+            <w:r>
+              <w:rPr>
+                <w:b w:val="false"/>
+                <w:bCs w:val="false"/>
+                <w:sz w:val="20"/>
+                <w:szCs w:val="20"/>
+              </w:rPr>
+              <w:t xml:space="preserve">GET</w:t>
+            </w:r>
+          </w:p>
+        </w:tc>
+        <w:tc>
+          <w:tcPr>
+            <w:tcW w:type="dxa" w:w="1800"/>
+            <w:tcBorders>
+              <w:top w:val="single" w:color="CCCCCC" w:sz="1"/>
+              <w:left w:val="single" w:color="CCCCCC" w:sz="1"/>
+              <w:bottom w:val="single" w:color="CCCCCC" w:sz="1"/>
+              <w:right w:val="single" w:color="CCCCCC" w:sz="1"/>
+            </w:tcBorders>
+          </w:tcPr>
+          <w:p>
+            <w:pPr>
+              <w:spacing w:after="40" w:before="40"/>
+            </w:pPr>
+            <w:r>
+              <w:rPr>
+                <w:b w:val="false"/>
+                <w:bCs w:val="false"/>
+                <w:sz w:val="20"/>
+                <w:szCs w:val="20"/>
+              </w:rPr>
+              <w:t xml:space="preserve">获取当前用户信息</w:t>
+            </w:r>
+          </w:p>
+        </w:tc>
+        <w:tc>
+          <w:tcPr>
+            <w:tcW w:type="dxa" w:w="1800"/>
+            <w:tcBorders>
+              <w:top w:val="single" w:color="CCCCCC" w:sz="1"/>
+              <w:left w:val="single" w:color="CCCCCC" w:sz="1"/>
+              <w:bottom w:val="single" w:color="CCCCCC" w:sz="1"/>
+              <w:right w:val="single" w:color="CCCCCC" w:sz="1"/>
+            </w:tcBorders>
+          </w:tcPr>
+          <w:p>
+            <w:pPr>
+              <w:spacing w:after="40" w:before="40"/>
+            </w:pPr>
+            <w:r>
+              <w:rPr>
+                <w:b w:val="false"/>
+                <w:bCs w:val="false"/>
+                <w:sz w:val="20"/>
+                <w:szCs w:val="20"/>
+              </w:rPr>
+              <w:t xml:space="preserve">无（Cookie）</w:t>
+            </w:r>
+          </w:p>
+        </w:tc>
+        <w:tc>
+          <w:tcPr>
+            <w:tcW w:type="dxa" w:w="1800"/>
+            <w:tcBorders>
+              <w:top w:val="single" w:color="CCCCCC" w:sz="1"/>
+              <w:left w:val="single" w:color="CCCCCC" w:sz="1"/>
+              <w:bottom w:val="single" w:color="CCCCCC" w:sz="1"/>
+              <w:right w:val="single" w:color="CCCCCC" w:sz="1"/>
+            </w:tcBorders>
+          </w:tcPr>
+          <w:p>
+            <w:pPr>
+              <w:spacing w:after="40" w:before="40"/>
+            </w:pPr>
+            <w:r>
+              <w:rPr>
+                <w:b w:val="false"/>
+                <w:bCs w:val="false"/>
+                <w:sz w:val="20"/>
+                <w:szCs w:val="20"/>
+              </w:rPr>
+              <w:t xml:space="preserve">{ user }</w:t>
+            </w:r>
+          </w:p>
+        </w:tc>
+      </w:tr>
+    </w:tbl>
+    <w:p>
+      <w:pPr>
+        <w:spacing w:after="100"/>
+      </w:pPr>
+    </w:p>
+    <w:p>
+      <w:pPr>
+        <w:spacing w:after="80"/>
+      </w:pPr>
+      <w:r>
+        <w:rPr>
+          <w:sz w:val="22"/>
+          <w:szCs w:val="22"/>
+        </w:rPr>
+        <w:t xml:space="preserve"/>
+      </w:r>
+    </w:p>
+    <w:p>
+      <w:pPr>
+        <w:spacing w:after="80"/>
+      </w:pPr>
+      <w:r>
+        <w:rPr>
+          <w:sz w:val="22"/>
+          <w:szCs w:val="22"/>
+        </w:rPr>
+        <w:t xml:space="preserve">POST /auth/logout</w:t>
+      </w:r>
+    </w:p>
+    <w:p>
+      <w:pPr>
+        <w:spacing w:after="80"/>
+      </w:pPr>
+      <w:r>
+        <w:rPr>
+          <w:sz w:val="22"/>
+          <w:szCs w:val="22"/>
+        </w:rPr>
+        <w:t xml:space="preserve">- 说明：登出</w:t>
+      </w:r>
+    </w:p>
+    <w:p>
+      <w:pPr>
+        <w:spacing w:after="80"/>
+      </w:pPr>
+      <w:r>
+        <w:rPr>
+          <w:sz w:val="22"/>
+          <w:szCs w:val="22"/>
+        </w:rPr>
+        <w:t xml:space="preserve">- 参数：无（Cookie 中的 Token）</w:t>
+      </w:r>
+    </w:p>
+    <w:p>
+      <w:pPr>
+        <w:spacing w:after="80"/>
+      </w:pPr>
+      <w:r>
+        <w:rPr>
+          <w:sz w:val="22"/>
+          <w:szCs w:val="22"/>
+        </w:rPr>
+        <w:t xml:space="preserve">- 响应：{ ok: true }</w:t>
+      </w:r>
+    </w:p>
+    <w:p>
+      <w:pPr>
+        <w:spacing w:after="80"/>
+      </w:pPr>
+      <w:r>
+        <w:rPr>
+          <w:sz w:val="22"/>
+          <w:szCs w:val="22"/>
+        </w:rPr>
+        <w:t xml:space="preserve"/>
+      </w:r>
+    </w:p>
+    <w:p>
+      <w:pPr>
+        <w:spacing w:after="80"/>
+      </w:pPr>
+      <w:r>
+        <w:rPr>
+          <w:sz w:val="22"/>
+          <w:szCs w:val="22"/>
+        </w:rPr>
+        <w:t xml:space="preserve">GET /auth/me</w:t>
+      </w:r>
+    </w:p>
+    <w:p>
+      <w:pPr>
+        <w:spacing w:after="80"/>
+      </w:pPr>
+      <w:r>
+        <w:rPr>
+          <w:sz w:val="22"/>
+          <w:szCs w:val="22"/>
+        </w:rPr>
+        <w:t xml:space="preserve">- 说明：获取当前用户信息</w:t>
+      </w:r>
+    </w:p>
+    <w:p>
+      <w:pPr>
+        <w:spacing w:after="80"/>
+      </w:pPr>
+      <w:r>
+        <w:rPr>
+          <w:sz w:val="22"/>
+          <w:szCs w:val="22"/>
+        </w:rPr>
+        <w:t xml:space="preserve">- 参数：无（Cookie 中的 Token）</w:t>
+      </w:r>
+    </w:p>
+    <w:p>
+      <w:pPr>
+        <w:spacing w:after="80"/>
+      </w:pPr>
+      <w:r>
+        <w:rPr>
+          <w:sz w:val="22"/>
+          <w:szCs w:val="22"/>
+        </w:rPr>
+        <w:t xml:space="preserve">- 响应：{ user: { id, name, email, avatar } }</w:t>
+      </w:r>
+    </w:p>
+    <w:p>
+      <w:pPr>
+        <w:pStyle w:val="Heading2"/>
+        <w:spacing w:after="150" w:before="300"/>
+      </w:pPr>
+      <w:r>
+        <w:rPr>
+          <w:b/>
+          <w:bCs/>
+          <w:sz w:val="26"/>
+          <w:szCs w:val="26"/>
+        </w:rPr>
+        <w:t xml:space="preserve">6. 测试方案</w:t>
+      </w:r>
+    </w:p>
+    <w:p>
+      <w:pPr>
+        <w:spacing w:after="80"/>
+      </w:pPr>
+      <w:r>
+        <w:rPr>
+          <w:sz w:val="22"/>
+          <w:szCs w:val="22"/>
+        </w:rPr>
+        <w:t xml:space="preserve">测试矩阵：</w:t>
+      </w:r>
+    </w:p>
+    <w:p>
+      <w:pPr>
+        <w:spacing w:after="80"/>
+      </w:pPr>
+      <w:r>
+        <w:rPr>
+          <w:sz w:val="22"/>
+          <w:szCs w:val="22"/>
+        </w:rPr>
+        <w:t xml:space="preserve">- Unit Test: JWT 生成/验证、Token 刷新逻辑、Rate Limiting（覆盖率目标 90%）</w:t>
+      </w:r>
+    </w:p>
+    <w:p>
+      <w:pPr>
+        <w:spacing w:after="80"/>
+      </w:pPr>
+      <w:r>
+        <w:rPr>
+          <w:sz w:val="22"/>
+          <w:szCs w:val="22"/>
+        </w:rPr>
+        <w:t xml:space="preserve">- Integration Test: OAuth2 完整流程、多 Provider 切换、审计日志记录</w:t>
+      </w:r>
+    </w:p>
+    <w:p>
+      <w:pPr>
+        <w:spacing w:after="80"/>
+      </w:pPr>
+      <w:r>
+        <w:rPr>
+          <w:sz w:val="22"/>
+          <w:szCs w:val="22"/>
+        </w:rPr>
+        <w:t xml:space="preserve">- E2E Test: 登录→刷新→连接知识源→登出（Playwright，覆盖率目标 85%）</w:t>
+      </w:r>
+    </w:p>
+    <w:p>
+      <w:pPr>
+        <w:spacing w:after="80"/>
+      </w:pPr>
+      <w:r>
+        <w:rPr>
+          <w:sz w:val="22"/>
+          <w:szCs w:val="22"/>
+        </w:rPr>
+        <w:t xml:space="preserve"/>
+      </w:r>
+    </w:p>
+    <w:p>
+      <w:pPr>
+        <w:spacing w:after="80"/>
+      </w:pPr>
+      <w:r>
+        <w:rPr>
+          <w:sz w:val="22"/>
+          <w:szCs w:val="22"/>
+        </w:rPr>
+        <w:t xml:space="preserve">测试用例（28 个）：</w:t>
+      </w:r>
+    </w:p>
+    <w:p>
+      <w:pPr>
+        <w:spacing w:after="80"/>
+      </w:pPr>
+      <w:r>
+        <w:rPr>
+          <w:sz w:val="22"/>
+          <w:szCs w:val="22"/>
+        </w:rPr>
+        <w:t xml:space="preserve">1-5: Microsoft OAuth2 登录流程（成功、失败、取消、超时、网络错误）</w:t>
+      </w:r>
+    </w:p>
+    <w:p>
+      <w:pPr>
+        <w:spacing w:after="80"/>
+      </w:pPr>
+      <w:r>
+        <w:rPr>
+          <w:sz w:val="22"/>
+          <w:szCs w:val="22"/>
+        </w:rPr>
+        <w:t xml:space="preserve">6-10: GitHub OAuth 登录流程（成功、失败、取消、scope 不足、token 过期）</w:t>
+      </w:r>
+    </w:p>
+    <w:p>
+      <w:pPr>
+        <w:spacing w:after="80"/>
+      </w:pPr>
+      <w:r>
+        <w:rPr>
+          <w:sz w:val="22"/>
+          <w:szCs w:val="22"/>
+        </w:rPr>
+        <w:t xml:space="preserve">11-15: Token 管理（刷新成功、刷新失败、并发刷新、过期检测、存储加密）</w:t>
+      </w:r>
+    </w:p>
+    <w:p>
+      <w:pPr>
+        <w:spacing w:after="80"/>
+      </w:pPr>
+      <w:r>
+        <w:rPr>
+          <w:sz w:val="22"/>
+          <w:szCs w:val="22"/>
+        </w:rPr>
+        <w:t xml:space="preserve">16-20: 安全测试（CSRF、XSS、Rate Limiting、SQL 注入、Token 泄露）</w:t>
+      </w:r>
+    </w:p>
+    <w:p>
+      <w:pPr>
+        <w:spacing w:after="80"/>
+      </w:pPr>
+      <w:r>
+        <w:rPr>
+          <w:sz w:val="22"/>
+          <w:szCs w:val="22"/>
+        </w:rPr>
+        <w:t xml:space="preserve">21-24: UI 测试（响应式、深色模式、无障碍、多语言）</w:t>
+      </w:r>
+    </w:p>
+    <w:p>
+      <w:pPr>
+        <w:spacing w:after="80"/>
+      </w:pPr>
+      <w:r>
+        <w:rPr>
+          <w:sz w:val="22"/>
+          <w:szCs w:val="22"/>
+        </w:rPr>
+        <w:t xml:space="preserve">25-28: 集成测试（多设备登录、会话管理、审计日志、错误恢复）</w:t>
+      </w:r>
+    </w:p>
+    <w:p>
+      <w:pPr>
+        <w:pStyle w:val="Heading2"/>
+        <w:spacing w:after="150" w:before="300"/>
+      </w:pPr>
+      <w:r>
+        <w:rPr>
+          <w:b/>
+          <w:bCs/>
+          <w:sz w:val="26"/>
+          <w:szCs w:val="26"/>
+        </w:rPr>
+        <w:t xml:space="preserve">7. 时间线</w:t>
+      </w:r>
+    </w:p>
+    <w:p>
+      <w:pPr>
+        <w:spacing w:after="80"/>
+      </w:pPr>
+      <w:r>
+        <w:rPr>
+          <w:sz w:val="22"/>
+          <w:szCs w:val="22"/>
+        </w:rPr>
+        <w:t xml:space="preserve">Sprint 3（6/16-6/20）完成：</w:t>
+      </w:r>
+    </w:p>
+    <w:p>
+      <w:pPr>
+        <w:spacing w:after="80"/>
+      </w:pPr>
+      <w:r>
+        <w:rPr>
+          <w:sz w:val="22"/>
+          <w:szCs w:val="22"/>
+        </w:rPr>
+        <w:t xml:space="preserve">- 陈强：整体架构设计、OAuth2 基础框架、安全评审</w:t>
+      </w:r>
+    </w:p>
+    <w:p>
+      <w:pPr>
+        <w:spacing w:after="80"/>
+      </w:pPr>
+      <w:r>
+        <w:rPr>
+          <w:sz w:val="22"/>
+          <w:szCs w:val="22"/>
+        </w:rPr>
+        <w:t xml:space="preserve">- 王超：Microsoft OAuth2 集成（MSAL.js + Azure AD 配置）</w:t>
+      </w:r>
+    </w:p>
+    <w:p>
+      <w:pPr>
+        <w:spacing w:after="80"/>
+      </w:pPr>
+      <w:r>
+        <w:rPr>
+          <w:sz w:val="22"/>
+          <w:szCs w:val="22"/>
+        </w:rPr>
+        <w:t xml:space="preserve">- 刘伟：GitHub OAuth 集成（passport.js）、Token 刷新队列</w:t>
+      </w:r>
+    </w:p>
+    <w:p>
+      <w:pPr>
+        <w:spacing w:after="80"/>
+      </w:pPr>
+      <w:r>
+        <w:rPr>
+          <w:sz w:val="22"/>
+          <w:szCs w:val="22"/>
+        </w:rPr>
+        <w:t xml:space="preserve">- 赵丽：登录页面 UI、Token 管理组件、知识源连接状态组件</w:t>
+      </w:r>
+    </w:p>
+    <w:p>
+      <w:pPr>
+        <w:spacing w:after="80"/>
+      </w:pPr>
+      <w:r>
+        <w:rPr>
+          <w:sz w:val="22"/>
+          <w:szCs w:val="22"/>
+        </w:rPr>
+        <w:t xml:space="preserve">- 杨飞：E2E 测试框架搭建、28 个测试用例编写</w:t>
+      </w:r>
+    </w:p>
+    <w:p>
+      <w:pPr>
+        <w:spacing w:after="80"/>
+      </w:pPr>
+      <w:r>
+        <w:rPr>
+          <w:sz w:val="22"/>
+          <w:szCs w:val="22"/>
+        </w:rPr>
+        <w:t xml:space="preserve"/>
+      </w:r>
+    </w:p>
+    <w:p>
+      <w:pPr>
+        <w:spacing w:after="80"/>
+      </w:pPr>
+      <w:r>
+        <w:rPr>
+          <w:sz w:val="22"/>
+          <w:szCs w:val="22"/>
+        </w:rPr>
+        <w:t xml:space="preserve">Sprint 4（6/23-6/27）计划：</w:t>
+      </w:r>
+    </w:p>
+    <w:p>
+      <w:pPr>
+        <w:spacing w:after="80"/>
+      </w:pPr>
+      <w:r>
+        <w:rPr>
+          <w:sz w:val="22"/>
+          <w:szCs w:val="22"/>
+        </w:rPr>
+        <w:t xml:space="preserve">- API Key 认证（CLI 工具支持）</w:t>
+      </w:r>
+    </w:p>
+    <w:p>
+      <w:pPr>
+        <w:spacing w:after="80"/>
+      </w:pPr>
+      <w:r>
+        <w:rPr>
+          <w:sz w:val="22"/>
+          <w:szCs w:val="22"/>
+        </w:rPr>
+        <w:t xml:space="preserve">- 多设备管理功能</w:t>
+      </w:r>
+    </w:p>
+    <w:p>
+      <w:pPr>
+        <w:spacing w:after="80"/>
+      </w:pPr>
+      <w:r>
+        <w:rPr>
+          <w:sz w:val="22"/>
+          <w:szCs w:val="22"/>
+        </w:rPr>
+        <w:t xml:space="preserve">- 性能测试和安全渗透测试</w:t>
       </w:r>
     </w:p>
     <w:sectPr>
